--- a/backend/app/services/templates/accused_panchanama.docx
+++ b/backend/app/services/templates/accused_panchanama.docx
@@ -4,282 +4,86 @@
   <w:body>
     <w:p>
       <w:r>
-        <w:t>ACCUSED SEARCH / PANCHANAMA</w:t>
-      </w:r>
-    </w:p>
-    <w:p/>
-    <w:p/>
-    <w:p>
-      <w:r>
-        <w:t>Date:</w:t>
+        <w:t>PANCHANAMA OF RECOVERY / ARREST</w:t>
       </w:r>
     </w:p>
     <w:p>
       <w:r>
-        <w:t>{{date}}</w:t>
+        <w:t>Date: [DD/MM/YYYY]                    Commenced at: [HH:MM] | Concluded at: [HH:MM]</w:t>
+      </w:r>
+    </w:p>
+    <w:p>
+      <w:r>
+        <w:t>Place: [Exact Spot Description, Ahmedabad]</w:t>
       </w:r>
     </w:p>
     <w:p/>
     <w:p>
       <w:r>
-        <w:t>Time:</w:t>
-      </w:r>
-    </w:p>
-    <w:p>
-      <w:r>
-        <w:t>{{time}}</w:t>
+        <w:t>We, the following independent Panch witnesses, were called by the Investigating Officer of [_______] Police Station to witness the process:</w:t>
       </w:r>
     </w:p>
     <w:p/>
     <w:p>
       <w:r>
-        <w:t>Place:</w:t>
+        <w:t>Panch No 1: [Name, Age, Occupation, Full Residential Address, Aadhaar No]</w:t>
       </w:r>
     </w:p>
     <w:p>
       <w:r>
-        <w:t>{{place}}</w:t>
-      </w:r>
-    </w:p>
-    <w:p/>
-    <w:p/>
-    <w:p>
-      <w:r>
-        <w:t>Details of Accused:</w:t>
+        <w:t>Panch No 2: [Name, Age, Occupation, Full Residential Address, Aadhaar No]</w:t>
       </w:r>
     </w:p>
     <w:p/>
     <w:p>
       <w:r>
-        <w:t>Name:</w:t>
+        <w:t>PANCHANAMA NARRATIVE STORY:</w:t>
       </w:r>
     </w:p>
     <w:p>
       <w:r>
-        <w:t>{{</w:t>
+        <w:t xml:space="preserve">We, the </w:t>
       </w:r>
       <w:proofErr w:type="spellStart"/>
       <w:r>
-        <w:t>accused_name</w:t>
+        <w:t>panchas</w:t>
       </w:r>
       <w:proofErr w:type="spellEnd"/>
       <w:r>
-        <w:t>}}</w:t>
+        <w:t xml:space="preserve">, state that today we went to the location mentioned above. In our presence, the Investigating Officer questioned the accused person named [Accused Name]. The accused stated: "I have hidden the electronic evidence inside the drawer of my office room and can trace it for you." </w:t>
       </w:r>
     </w:p>
     <w:p/>
     <w:p>
       <w:r>
-        <w:t>Father Name:</w:t>
-      </w:r>
-    </w:p>
-    <w:p>
-      <w:r>
-        <w:t>{{</w:t>
-      </w:r>
-      <w:proofErr w:type="spellStart"/>
-      <w:r>
-        <w:t>father_name</w:t>
-      </w:r>
-      <w:proofErr w:type="spellEnd"/>
-      <w:r>
-        <w:t>}}</w:t>
+        <w:t>Thereafter, the accused led us to the room. In our sight, the accused unlocked the cabinet and produced a data storage unit. The unit was packed inside an anti-static pouch, tied with a thread, and sealed with a wax impression. We have affixed our signatures on the paper labels pasted across the seal.</w:t>
       </w:r>
     </w:p>
     <w:p/>
     <w:p>
       <w:r>
-        <w:t>Address:</w:t>
-      </w:r>
-    </w:p>
-    <w:p>
-      <w:r>
-        <w:t>{{</w:t>
-      </w:r>
-      <w:proofErr w:type="spellStart"/>
-      <w:r>
-        <w:t>accused_address</w:t>
-      </w:r>
-      <w:proofErr w:type="spellEnd"/>
-      <w:r>
-        <w:t>}}</w:t>
-      </w:r>
-    </w:p>
-    <w:p/>
-    <w:p/>
-    <w:p>
-      <w:r>
-        <w:t>Search Conducted By:</w:t>
+        <w:t>The entire procedure was completed safely without any duress.</w:t>
       </w:r>
     </w:p>
     <w:p/>
     <w:p>
       <w:r>
-        <w:t>Officer Name:</w:t>
+        <w:t>Signature of Panch 1: ___________________</w:t>
       </w:r>
     </w:p>
     <w:p>
       <w:r>
-        <w:t>{{</w:t>
-      </w:r>
-      <w:proofErr w:type="spellStart"/>
-      <w:r>
-        <w:t>officer_name</w:t>
-      </w:r>
-      <w:proofErr w:type="spellEnd"/>
-      <w:r>
-        <w:t>}}</w:t>
-      </w:r>
-    </w:p>
-    <w:p/>
-    <w:p>
-      <w:r>
-        <w:t>Rank:</w:t>
+        <w:t>Signature of Panch 2: ___________________</w:t>
       </w:r>
     </w:p>
     <w:p>
       <w:r>
-        <w:lastRenderedPageBreak/>
-        <w:t>{{</w:t>
-      </w:r>
-      <w:proofErr w:type="spellStart"/>
-      <w:r>
-        <w:t>officer_rank</w:t>
-      </w:r>
-      <w:proofErr w:type="spellEnd"/>
-      <w:r>
-        <w:t>}}</w:t>
-      </w:r>
-    </w:p>
-    <w:p/>
-    <w:p/>
-    <w:p>
-      <w:r>
-        <w:t>Witnesses Present:</w:t>
-      </w:r>
-    </w:p>
-    <w:p/>
-    <w:p/>
-    <w:p>
-      <w:r>
-        <w:t>1.</w:t>
+        <w:t>Signature of Accused: ___________________</w:t>
       </w:r>
     </w:p>
     <w:p>
       <w:r>
-        <w:t>Name:</w:t>
-      </w:r>
-    </w:p>
-    <w:p>
-      <w:r>
-        <w:t>{{witness_1}}</w:t>
-      </w:r>
-    </w:p>
-    <w:p/>
-    <w:p>
-      <w:r>
-        <w:t>Address:</w:t>
-      </w:r>
-    </w:p>
-    <w:p>
-      <w:r>
-        <w:t>{{witness_1_address}}</w:t>
-      </w:r>
-    </w:p>
-    <w:p/>
-    <w:p/>
-    <w:p>
-      <w:r>
-        <w:t>2.</w:t>
-      </w:r>
-    </w:p>
-    <w:p>
-      <w:r>
-        <w:t>Name:</w:t>
-      </w:r>
-    </w:p>
-    <w:p>
-      <w:r>
-        <w:t>{{witness_2}}</w:t>
-      </w:r>
-    </w:p>
-    <w:p/>
-    <w:p>
-      <w:r>
-        <w:t>Address:</w:t>
-      </w:r>
-    </w:p>
-    <w:p>
-      <w:r>
-        <w:t>{{witness_2_address}}</w:t>
-      </w:r>
-    </w:p>
-    <w:p/>
-    <w:p/>
-    <w:p/>
-    <w:p>
-      <w:r>
-        <w:t>Articles Found During Search:</w:t>
-      </w:r>
-    </w:p>
-    <w:p/>
-    <w:p>
-      <w:r>
-        <w:t>{{</w:t>
-      </w:r>
-      <w:proofErr w:type="spellStart"/>
-      <w:r>
-        <w:t>found_articles</w:t>
-      </w:r>
-      <w:proofErr w:type="spellEnd"/>
-      <w:r>
-        <w:t>}}</w:t>
-      </w:r>
-    </w:p>
-    <w:p/>
-    <w:p/>
-    <w:p>
-      <w:r>
-        <w:t xml:space="preserve">The above </w:t>
-      </w:r>
-      <w:proofErr w:type="spellStart"/>
-      <w:r>
-        <w:t>panchanama</w:t>
-      </w:r>
-      <w:proofErr w:type="spellEnd"/>
-      <w:r>
-        <w:t xml:space="preserve"> was prepared in presence</w:t>
-      </w:r>
-    </w:p>
-    <w:p>
-      <w:r>
-        <w:t>of witnesses and signatures were obtained.</w:t>
-      </w:r>
-    </w:p>
-    <w:p/>
-    <w:p/>
-    <w:p>
-      <w:r>
-        <w:t>Officer Signature:</w:t>
-      </w:r>
-    </w:p>
-    <w:p/>
-    <w:p>
-      <w:r>
-        <w:t>____________</w:t>
-      </w:r>
-    </w:p>
-    <w:p/>
-    <w:p/>
-    <w:p>
-      <w:r>
-        <w:t>Witness Signature:</w:t>
-      </w:r>
-    </w:p>
-    <w:p/>
-    <w:p>
-      <w:r>
-        <w:t>____________</w:t>
+        <w:t>Before Me (IO Signature): _________________</w:t>
       </w:r>
     </w:p>
     <w:sectPr>
